--- a/00-首页/学生讲义Word/2026-06-23-溶液和胶体.docx
+++ b/00-首页/学生讲义Word/2026-06-23-溶液和胶体.docx
@@ -33,6 +33,9 @@
         <w:spacing w:before="160" w:after="80"/>
       </w:pPr>
       <w:r>
+        <w:rPr>
+          <w:rFonts w:ascii="Times New Roman" w:hAnsi="Times New Roman" w:eastAsia="Times New Roman" w:cs="Times New Roman"/>
+        </w:rPr>
         <w:pict>
           <v:rect style="width:0;height:1.5pt" o:hralign="center" o:hrstd="t" o:hr="t"/>
         </w:pict>
@@ -474,6 +477,9 @@
         <w:spacing w:before="160" w:after="80"/>
       </w:pPr>
       <w:r>
+        <w:rPr>
+          <w:rFonts w:ascii="Times New Roman" w:hAnsi="Times New Roman" w:eastAsia="Times New Roman" w:cs="Times New Roman"/>
+        </w:rPr>
         <w:pict>
           <v:rect style="width:0;height:1.5pt" o:hralign="center" o:hrstd="t" o:hr="t"/>
         </w:pict>
@@ -1573,6 +1579,9 @@
         <w:spacing w:before="160" w:after="80"/>
       </w:pPr>
       <w:r>
+        <w:rPr>
+          <w:rFonts w:ascii="Times New Roman" w:hAnsi="Times New Roman" w:eastAsia="Times New Roman" w:cs="Times New Roman"/>
+        </w:rPr>
         <w:pict>
           <v:rect style="width:0;height:1.5pt" o:hralign="center" o:hrstd="t" o:hr="t"/>
         </w:pict>
@@ -2343,7 +2352,20 @@
               <w:rPr>
                 <w:rFonts w:ascii="Times New Roman" w:hAnsi="Times New Roman" w:eastAsia="Times New Roman" w:cs="Times New Roman"/>
               </w:rPr>
-              <w:t xml:space="preserve">Fe(OH)₃ </w:t>
+              <w:t>Fe(OH)</w:t>
+            </w:r>
+            <w:r>
+              <w:rPr>
+                <w:rFonts w:ascii="Times New Roman" w:hAnsi="Times New Roman" w:eastAsia="Times New Roman" w:cs="Times New Roman"/>
+                <w:vertAlign w:val="subscript"/>
+              </w:rPr>
+              <w:t>3</w:t>
+            </w:r>
+            <w:r>
+              <w:rPr>
+                <w:rFonts w:ascii="Times New Roman" w:hAnsi="Times New Roman" w:eastAsia="Times New Roman" w:cs="Times New Roman"/>
+              </w:rPr>
+              <w:t xml:space="preserve"> </w:t>
             </w:r>
             <w:r>
               <w:rPr>
@@ -3929,7 +3951,20 @@
         <w:rPr>
           <w:rFonts w:ascii="Times New Roman" w:hAnsi="Times New Roman" w:eastAsia="Times New Roman" w:cs="Times New Roman"/>
         </w:rPr>
-        <w:t xml:space="preserve"> m₀ g </w:t>
+        <w:t xml:space="preserve"> m</w:t>
+      </w:r>
+      <w:r>
+        <w:rPr>
+          <w:rFonts w:ascii="Times New Roman" w:hAnsi="Times New Roman" w:eastAsia="Times New Roman" w:cs="Times New Roman"/>
+          <w:vertAlign w:val="subscript"/>
+        </w:rPr>
+        <w:t>0</w:t>
+      </w:r>
+      <w:r>
+        <w:rPr>
+          <w:rFonts w:ascii="Times New Roman" w:hAnsi="Times New Roman" w:eastAsia="Times New Roman" w:cs="Times New Roman"/>
+        </w:rPr>
+        <w:t xml:space="preserve"> g </w:t>
       </w:r>
       <w:r>
         <w:rPr>
@@ -3953,7 +3988,20 @@
         <w:rPr>
           <w:rFonts w:ascii="Times New Roman" w:hAnsi="Times New Roman" w:eastAsia="Times New Roman" w:cs="Times New Roman"/>
         </w:rPr>
-        <w:t xml:space="preserve"> V₀ mL </w:t>
+        <w:t xml:space="preserve"> V</w:t>
+      </w:r>
+      <w:r>
+        <w:rPr>
+          <w:rFonts w:ascii="Times New Roman" w:hAnsi="Times New Roman" w:eastAsia="Times New Roman" w:cs="Times New Roman"/>
+          <w:vertAlign w:val="subscript"/>
+        </w:rPr>
+        <w:t>0</w:t>
+      </w:r>
+      <w:r>
+        <w:rPr>
+          <w:rFonts w:ascii="Times New Roman" w:hAnsi="Times New Roman" w:eastAsia="Times New Roman" w:cs="Times New Roman"/>
+        </w:rPr>
+        <w:t xml:space="preserve"> mL </w:t>
       </w:r>
       <w:r>
         <w:rPr>
@@ -4129,6 +4177,9 @@
         <w:spacing w:before="160" w:after="80"/>
       </w:pPr>
       <w:r>
+        <w:rPr>
+          <w:rFonts w:ascii="Times New Roman" w:hAnsi="Times New Roman" w:eastAsia="Times New Roman" w:cs="Times New Roman"/>
+        </w:rPr>
         <w:pict>
           <v:rect style="width:0;height:1.5pt" o:hralign="center" o:hrstd="t" o:hr="t"/>
         </w:pict>
@@ -5736,7 +5787,22 @@
                 <w:rFonts w:ascii="Times New Roman" w:hAnsi="Times New Roman" w:eastAsia="Times New Roman" w:cs="Times New Roman"/>
                 <w:b/>
               </w:rPr>
-              <w:t xml:space="preserve">(K·kg·mol⁻¹)</w:t>
+              <w:t>(K·kg·mol</w:t>
+            </w:r>
+            <w:r>
+              <w:rPr>
+                <w:rFonts w:ascii="Times New Roman" w:hAnsi="Times New Roman" w:eastAsia="Times New Roman" w:cs="Times New Roman"/>
+                <w:b/>
+                <w:vertAlign w:val="superscript"/>
+              </w:rPr>
+              <w:t>-1</w:t>
+            </w:r>
+            <w:r>
+              <w:rPr>
+                <w:rFonts w:ascii="Times New Roman" w:hAnsi="Times New Roman" w:eastAsia="Times New Roman" w:cs="Times New Roman"/>
+                <w:b/>
+              </w:rPr>
+              <w:t>)</w:t>
             </w:r>
           </w:p>
         </w:tc>
@@ -5810,7 +5876,22 @@
                 <w:rFonts w:ascii="Times New Roman" w:hAnsi="Times New Roman" w:eastAsia="Times New Roman" w:cs="Times New Roman"/>
                 <w:b/>
               </w:rPr>
-              <w:t xml:space="preserve">(K·kg·mol⁻¹)</w:t>
+              <w:t>(K·kg·mol</w:t>
+            </w:r>
+            <w:r>
+              <w:rPr>
+                <w:rFonts w:ascii="Times New Roman" w:hAnsi="Times New Roman" w:eastAsia="Times New Roman" w:cs="Times New Roman"/>
+                <w:b/>
+                <w:vertAlign w:val="superscript"/>
+              </w:rPr>
+              <w:t>-1</w:t>
+            </w:r>
+            <w:r>
+              <w:rPr>
+                <w:rFonts w:ascii="Times New Roman" w:hAnsi="Times New Roman" w:eastAsia="Times New Roman" w:cs="Times New Roman"/>
+                <w:b/>
+              </w:rPr>
+              <w:t>)</w:t>
             </w:r>
           </w:p>
         </w:tc>
@@ -6919,7 +7000,33 @@
         <w:rPr>
           <w:rFonts w:hint="eastAsia" w:ascii="Times New Roman" w:hAnsi="Times New Roman" w:eastAsia="Times New Roman" w:cs="Times New Roman"/>
         </w:rPr>
-        <w:t xml:space="preserve">Pa·L·mol⁻¹·K⁻¹，</w:t>
+        <w:t>Pa·L·mol</w:t>
+      </w:r>
+      <w:r>
+        <w:rPr>
+          <w:rFonts w:hint="eastAsia" w:ascii="Times New Roman" w:hAnsi="Times New Roman" w:eastAsia="Times New Roman" w:cs="Times New Roman"/>
+          <w:vertAlign w:val="superscript"/>
+        </w:rPr>
+        <w:t>-1</w:t>
+      </w:r>
+      <w:r>
+        <w:rPr>
+          <w:rFonts w:hint="eastAsia" w:ascii="Times New Roman" w:hAnsi="Times New Roman" w:eastAsia="Times New Roman" w:cs="Times New Roman"/>
+        </w:rPr>
+        <w:t>·K</w:t>
+      </w:r>
+      <w:r>
+        <w:rPr>
+          <w:rFonts w:hint="eastAsia" w:ascii="Times New Roman" w:hAnsi="Times New Roman" w:eastAsia="Times New Roman" w:cs="Times New Roman"/>
+          <w:vertAlign w:val="superscript"/>
+        </w:rPr>
+        <w:t>-1</w:t>
+      </w:r>
+      <w:r>
+        <w:rPr>
+          <w:rFonts w:hint="eastAsia" w:ascii="Times New Roman" w:hAnsi="Times New Roman" w:eastAsia="Times New Roman" w:cs="Times New Roman"/>
+        </w:rPr>
+        <w:t>，</w:t>
       </w:r>
       <m:oMath>
         <m:r>
@@ -7658,7 +7765,15 @@
           <w:rFonts w:hint="eastAsia" w:ascii="Times New Roman" w:hAnsi="Times New Roman" w:eastAsia="Times New Roman" w:cs="Times New Roman"/>
           <w:color w:val="1E40AF"/>
         </w:rPr>
-        <w:t xml:space="preserve">，CaCl₂</w:t>
+        <w:t>，CaCl</w:t>
+      </w:r>
+      <w:r>
+        <w:rPr>
+          <w:rFonts w:hint="eastAsia" w:ascii="Times New Roman" w:hAnsi="Times New Roman" w:eastAsia="Times New Roman" w:cs="Times New Roman"/>
+          <w:color w:val="1E40AF"/>
+          <w:vertAlign w:val="subscript"/>
+        </w:rPr>
+        <w:t>2</w:t>
       </w:r>
       <w:r>
         <w:rPr>
@@ -8298,7 +8413,20 @@
         <w:rPr>
           <w:rFonts w:ascii="Times New Roman" w:hAnsi="Times New Roman" w:eastAsia="Times New Roman" w:cs="Times New Roman"/>
         </w:rPr>
-        <w:t xml:space="preserve"> FeCl₃ </w:t>
+        <w:t xml:space="preserve"> FeCl</w:t>
+      </w:r>
+      <w:r>
+        <w:rPr>
+          <w:rFonts w:ascii="Times New Roman" w:hAnsi="Times New Roman" w:eastAsia="Times New Roman" w:cs="Times New Roman"/>
+          <w:vertAlign w:val="subscript"/>
+        </w:rPr>
+        <w:t>3</w:t>
+      </w:r>
+      <w:r>
+        <w:rPr>
+          <w:rFonts w:ascii="Times New Roman" w:hAnsi="Times New Roman" w:eastAsia="Times New Roman" w:cs="Times New Roman"/>
+        </w:rPr>
+        <w:t xml:space="preserve"> </w:t>
       </w:r>
       <w:r>
         <w:rPr>
@@ -8905,7 +9033,28 @@
           <w:iCs/>
           <w:sz w:val="21"/>
         </w:rPr>
-        <w:t xml:space="preserve"> Fe(OH)₃ </w:t>
+        <w:t xml:space="preserve"> Fe(OH)</w:t>
+      </w:r>
+      <w:r>
+        <w:rPr>
+          <w:rFonts w:ascii="Times New Roman" w:hAnsi="Times New Roman" w:eastAsia="FangSong" w:cs="Times New Roman"/>
+          <w:b w:val="0"/>
+          <w:i w:val="0"/>
+          <w:iCs/>
+          <w:sz w:val="21"/>
+          <w:vertAlign w:val="subscript"/>
+        </w:rPr>
+        <w:t>3</w:t>
+      </w:r>
+      <w:r>
+        <w:rPr>
+          <w:rFonts w:ascii="Times New Roman" w:hAnsi="Times New Roman" w:eastAsia="FangSong" w:cs="Times New Roman"/>
+          <w:b w:val="0"/>
+          <w:i w:val="0"/>
+          <w:iCs/>
+          <w:sz w:val="21"/>
+        </w:rPr>
+        <w:t xml:space="preserve"> </w:t>
       </w:r>
       <w:r>
         <w:rPr>
@@ -8945,7 +9094,39 @@
           <w:iCs/>
           <w:sz w:val="21"/>
         </w:rPr>
-        <w:t>[Fe(OH)₃]ₘ</w:t>
+        <w:t>[Fe(OH)</w:t>
+      </w:r>
+      <w:r>
+        <w:rPr>
+          <w:rFonts w:hint="eastAsia" w:ascii="Times New Roman" w:hAnsi="Times New Roman" w:eastAsia="FangSong" w:cs="Times New Roman"/>
+          <w:b w:val="0"/>
+          <w:i w:val="0"/>
+          <w:iCs/>
+          <w:sz w:val="21"/>
+          <w:vertAlign w:val="subscript"/>
+        </w:rPr>
+        <w:t>3</w:t>
+      </w:r>
+      <w:r>
+        <w:rPr>
+          <w:rFonts w:hint="eastAsia" w:ascii="Times New Roman" w:hAnsi="Times New Roman" w:eastAsia="FangSong" w:cs="Times New Roman"/>
+          <w:b w:val="0"/>
+          <w:i w:val="0"/>
+          <w:iCs/>
+          <w:sz w:val="21"/>
+        </w:rPr>
+        <w:t>]</w:t>
+      </w:r>
+      <w:r>
+        <w:rPr>
+          <w:rFonts w:hint="eastAsia" w:ascii="Times New Roman" w:hAnsi="Times New Roman" w:eastAsia="FangSong" w:cs="Times New Roman"/>
+          <w:b w:val="0"/>
+          <w:i w:val="0"/>
+          <w:iCs/>
+          <w:sz w:val="21"/>
+          <w:vertAlign w:val="subscript"/>
+        </w:rPr>
+        <w:t>m</w:t>
       </w:r>
       <w:r>
         <w:rPr>
@@ -8975,7 +9156,28 @@
           <w:iCs/>
           <w:sz w:val="21"/>
         </w:rPr>
-        <w:t xml:space="preserve"> FeO⁺ </w:t>
+        <w:t xml:space="preserve"> FeO</w:t>
+      </w:r>
+      <w:r>
+        <w:rPr>
+          <w:rFonts w:ascii="Times New Roman" w:hAnsi="Times New Roman" w:eastAsia="FangSong" w:cs="Times New Roman"/>
+          <w:b w:val="0"/>
+          <w:i w:val="0"/>
+          <w:iCs/>
+          <w:sz w:val="21"/>
+          <w:vertAlign w:val="superscript"/>
+        </w:rPr>
+        <w:t>+</w:t>
+      </w:r>
+      <w:r>
+        <w:rPr>
+          <w:rFonts w:ascii="Times New Roman" w:hAnsi="Times New Roman" w:eastAsia="FangSong" w:cs="Times New Roman"/>
+          <w:b w:val="0"/>
+          <w:i w:val="0"/>
+          <w:iCs/>
+          <w:sz w:val="21"/>
+        </w:rPr>
+        <w:t xml:space="preserve"> </w:t>
       </w:r>
       <w:r>
         <w:rPr>
@@ -9015,7 +9217,28 @@
           <w:iCs/>
           <w:sz w:val="21"/>
         </w:rPr>
-        <w:t xml:space="preserve"> Cl⁻ </w:t>
+        <w:t xml:space="preserve"> Cl</w:t>
+      </w:r>
+      <w:r>
+        <w:rPr>
+          <w:rFonts w:ascii="Times New Roman" w:hAnsi="Times New Roman" w:eastAsia="FangSong" w:cs="Times New Roman"/>
+          <w:b w:val="0"/>
+          <w:i w:val="0"/>
+          <w:iCs/>
+          <w:sz w:val="21"/>
+          <w:vertAlign w:val="superscript"/>
+        </w:rPr>
+        <w:t>-</w:t>
+      </w:r>
+      <w:r>
+        <w:rPr>
+          <w:rFonts w:ascii="Times New Roman" w:hAnsi="Times New Roman" w:eastAsia="FangSong" w:cs="Times New Roman"/>
+          <w:b w:val="0"/>
+          <w:i w:val="0"/>
+          <w:iCs/>
+          <w:sz w:val="21"/>
+        </w:rPr>
+        <w:t xml:space="preserve"> </w:t>
       </w:r>
       <w:r>
         <w:rPr>
@@ -12136,6 +12359,9 @@
         <w:spacing w:before="160" w:after="80"/>
       </w:pPr>
       <w:r>
+        <w:rPr>
+          <w:rFonts w:ascii="Times New Roman" w:hAnsi="Times New Roman" w:eastAsia="Times New Roman" w:cs="Times New Roman"/>
+        </w:rPr>
         <w:pict>
           <v:rect style="width:0;height:1.5pt" o:hralign="center" o:hrstd="t" o:hr="t"/>
         </w:pict>
@@ -12336,7 +12562,20 @@
         <w:rPr>
           <w:rFonts w:hint="eastAsia" w:ascii="Times New Roman" w:hAnsi="Times New Roman" w:eastAsia="Times New Roman" w:cs="Times New Roman"/>
         </w:rPr>
-        <w:t>K·kg·mol⁻¹，</w:t>
+        <w:t>K·kg·mol</w:t>
+      </w:r>
+      <w:r>
+        <w:rPr>
+          <w:rFonts w:hint="eastAsia" w:ascii="Times New Roman" w:hAnsi="Times New Roman" w:eastAsia="Times New Roman" w:cs="Times New Roman"/>
+          <w:vertAlign w:val="superscript"/>
+        </w:rPr>
+        <w:t>-1</w:t>
+      </w:r>
+      <w:r>
+        <w:rPr>
+          <w:rFonts w:hint="eastAsia" w:ascii="Times New Roman" w:hAnsi="Times New Roman" w:eastAsia="Times New Roman" w:cs="Times New Roman"/>
+        </w:rPr>
+        <w:t>，</w:t>
       </w:r>
       <w:r>
         <w:rPr>
@@ -13096,6 +13335,9 @@
         <w:spacing w:before="160" w:after="80"/>
       </w:pPr>
       <w:r>
+        <w:rPr>
+          <w:rFonts w:ascii="Times New Roman" w:hAnsi="Times New Roman" w:eastAsia="Times New Roman" w:cs="Times New Roman"/>
+        </w:rPr>
         <w:pict>
           <v:rect style="width:0;height:1.5pt" o:hralign="center" o:hrstd="t" o:hr="t"/>
         </w:pict>
@@ -13780,7 +14022,37 @@
           <w:rFonts w:hint="eastAsia" w:ascii="Times New Roman" w:hAnsi="Times New Roman" w:eastAsia="Times New Roman" w:cs="Times New Roman"/>
           <w:color w:val="1E40AF"/>
         </w:rPr>
-        <w:t xml:space="preserve">Pa·L·mol⁻¹·K⁻¹，</w:t>
+        <w:t>Pa·L·mol</w:t>
+      </w:r>
+      <w:r>
+        <w:rPr>
+          <w:rFonts w:hint="eastAsia" w:ascii="Times New Roman" w:hAnsi="Times New Roman" w:eastAsia="Times New Roman" w:cs="Times New Roman"/>
+          <w:color w:val="1E40AF"/>
+          <w:vertAlign w:val="superscript"/>
+        </w:rPr>
+        <w:t>-1</w:t>
+      </w:r>
+      <w:r>
+        <w:rPr>
+          <w:rFonts w:hint="eastAsia" w:ascii="Times New Roman" w:hAnsi="Times New Roman" w:eastAsia="Times New Roman" w:cs="Times New Roman"/>
+          <w:color w:val="1E40AF"/>
+        </w:rPr>
+        <w:t>·K</w:t>
+      </w:r>
+      <w:r>
+        <w:rPr>
+          <w:rFonts w:hint="eastAsia" w:ascii="Times New Roman" w:hAnsi="Times New Roman" w:eastAsia="Times New Roman" w:cs="Times New Roman"/>
+          <w:color w:val="1E40AF"/>
+          <w:vertAlign w:val="superscript"/>
+        </w:rPr>
+        <w:t>-1</w:t>
+      </w:r>
+      <w:r>
+        <w:rPr>
+          <w:rFonts w:hint="eastAsia" w:ascii="Times New Roman" w:hAnsi="Times New Roman" w:eastAsia="Times New Roman" w:cs="Times New Roman"/>
+          <w:color w:val="1E40AF"/>
+        </w:rPr>
+        <w:t>，</w:t>
       </w:r>
       <m:oMath>
         <m:oMathPr>
@@ -14178,6 +14450,9 @@
         <w:spacing w:before="160" w:after="80"/>
       </w:pPr>
       <w:r>
+        <w:rPr>
+          <w:rFonts w:ascii="Times New Roman" w:hAnsi="Times New Roman" w:eastAsia="Times New Roman" w:cs="Times New Roman"/>
+        </w:rPr>
         <w:pict>
           <v:rect style="width:0;height:1.5pt" o:hralign="center" o:hrstd="t" o:hr="t"/>
         </w:pict>
@@ -15566,6 +15841,9 @@
         <w:spacing w:before="160" w:after="80"/>
       </w:pPr>
       <w:r>
+        <w:rPr>
+          <w:rFonts w:ascii="Times New Roman" w:hAnsi="Times New Roman" w:eastAsia="Times New Roman" w:cs="Times New Roman"/>
+        </w:rPr>
         <w:pict>
           <v:rect style="width:0;height:1.5pt" o:hralign="center" o:hrstd="t" o:hr="t"/>
         </w:pict>
@@ -15655,7 +15933,20 @@
         <w:rPr>
           <w:rFonts w:ascii="Times New Roman" w:hAnsi="Times New Roman" w:eastAsia="Times New Roman" w:cs="Times New Roman"/>
         </w:rPr>
-        <w:t xml:space="preserve"> AgNO₃ </w:t>
+        <w:t xml:space="preserve"> AgNO</w:t>
+      </w:r>
+      <w:r>
+        <w:rPr>
+          <w:rFonts w:ascii="Times New Roman" w:hAnsi="Times New Roman" w:eastAsia="Times New Roman" w:cs="Times New Roman"/>
+          <w:vertAlign w:val="subscript"/>
+        </w:rPr>
+        <w:t>3</w:t>
+      </w:r>
+      <w:r>
+        <w:rPr>
+          <w:rFonts w:ascii="Times New Roman" w:hAnsi="Times New Roman" w:eastAsia="Times New Roman" w:cs="Times New Roman"/>
+        </w:rPr>
+        <w:t xml:space="preserve"> </w:t>
       </w:r>
       <w:r>
         <w:rPr>
@@ -15751,7 +16042,33 @@
         <w:rPr>
           <w:rFonts w:ascii="Times New Roman" w:hAnsi="Times New Roman" w:eastAsia="Times New Roman" w:cs="Times New Roman"/>
         </w:rPr>
-        <w:t xml:space="preserve"> NaCl、MgCl₂、AlCl₃ </w:t>
+        <w:t xml:space="preserve"> NaCl、MgCl</w:t>
+      </w:r>
+      <w:r>
+        <w:rPr>
+          <w:rFonts w:ascii="Times New Roman" w:hAnsi="Times New Roman" w:eastAsia="Times New Roman" w:cs="Times New Roman"/>
+          <w:vertAlign w:val="subscript"/>
+        </w:rPr>
+        <w:t>2</w:t>
+      </w:r>
+      <w:r>
+        <w:rPr>
+          <w:rFonts w:ascii="Times New Roman" w:hAnsi="Times New Roman" w:eastAsia="Times New Roman" w:cs="Times New Roman"/>
+        </w:rPr>
+        <w:t>、AlCl</w:t>
+      </w:r>
+      <w:r>
+        <w:rPr>
+          <w:rFonts w:ascii="Times New Roman" w:hAnsi="Times New Roman" w:eastAsia="Times New Roman" w:cs="Times New Roman"/>
+          <w:vertAlign w:val="subscript"/>
+        </w:rPr>
+        <w:t>3</w:t>
+      </w:r>
+      <w:r>
+        <w:rPr>
+          <w:rFonts w:ascii="Times New Roman" w:hAnsi="Times New Roman" w:eastAsia="Times New Roman" w:cs="Times New Roman"/>
+        </w:rPr>
+        <w:t xml:space="preserve"> </w:t>
       </w:r>
       <w:r>
         <w:rPr>
@@ -15788,7 +16105,20 @@
         <w:rPr>
           <w:rFonts w:ascii="Times New Roman" w:hAnsi="Times New Roman" w:eastAsia="Times New Roman" w:cs="Times New Roman"/>
         </w:rPr>
-        <w:t xml:space="preserve"> KI → I⁻ </w:t>
+        <w:t xml:space="preserve"> KI → I</w:t>
+      </w:r>
+      <w:r>
+        <w:rPr>
+          <w:rFonts w:ascii="Times New Roman" w:hAnsi="Times New Roman" w:eastAsia="Times New Roman" w:cs="Times New Roman"/>
+          <w:vertAlign w:val="superscript"/>
+        </w:rPr>
+        <w:t>-</w:t>
+      </w:r>
+      <w:r>
+        <w:rPr>
+          <w:rFonts w:ascii="Times New Roman" w:hAnsi="Times New Roman" w:eastAsia="Times New Roman" w:cs="Times New Roman"/>
+        </w:rPr>
+        <w:t xml:space="preserve"> </w:t>
       </w:r>
       <w:r>
         <w:rPr>
@@ -15812,7 +16142,20 @@
         <w:rPr>
           <w:rFonts w:ascii="Times New Roman" w:hAnsi="Times New Roman" w:eastAsia="Times New Roman" w:cs="Times New Roman"/>
         </w:rPr>
-        <w:t xml:space="preserve"> I⁻ → </w:t>
+        <w:t xml:space="preserve"> I</w:t>
+      </w:r>
+      <w:r>
+        <w:rPr>
+          <w:rFonts w:ascii="Times New Roman" w:hAnsi="Times New Roman" w:eastAsia="Times New Roman" w:cs="Times New Roman"/>
+          <w:vertAlign w:val="superscript"/>
+        </w:rPr>
+        <w:t>-</w:t>
+      </w:r>
+      <w:r>
+        <w:rPr>
+          <w:rFonts w:ascii="Times New Roman" w:hAnsi="Times New Roman" w:eastAsia="Times New Roman" w:cs="Times New Roman"/>
+        </w:rPr>
+        <w:t xml:space="preserve"> → </w:t>
       </w:r>
       <w:r>
         <w:rPr>
@@ -16667,6 +17010,9 @@
         <w:spacing w:before="160" w:after="80"/>
       </w:pPr>
       <w:r>
+        <w:rPr>
+          <w:rFonts w:ascii="Times New Roman" w:hAnsi="Times New Roman" w:eastAsia="Times New Roman" w:cs="Times New Roman"/>
+        </w:rPr>
         <w:pict>
           <v:rect style="width:0;height:1.5pt" o:hralign="center" o:hrstd="t" o:hr="t"/>
         </w:pict>
@@ -17703,6 +18049,9 @@
         <w:spacing w:before="160" w:after="80"/>
       </w:pPr>
       <w:r>
+        <w:rPr>
+          <w:rFonts w:ascii="Times New Roman" w:hAnsi="Times New Roman" w:eastAsia="Times New Roman" w:cs="Times New Roman"/>
+        </w:rPr>
         <w:pict>
           <v:rect style="width:0;height:1.5pt" o:hralign="center" o:hrstd="t" o:hr="t"/>
         </w:pict>
@@ -18547,7 +18896,27 @@
               <w:rPr>
                 <w:rFonts w:ascii="Times New Roman" w:hAnsi="Times New Roman" w:eastAsia="Times New Roman" w:cs="Times New Roman"/>
               </w:rPr>
-              <w:t xml:space="preserve">Pa·L·mol⁻¹·K⁻¹</w:t>
+              <w:t>Pa·L·mol</w:t>
+            </w:r>
+            <w:r>
+              <w:rPr>
+                <w:rFonts w:ascii="Times New Roman" w:hAnsi="Times New Roman" w:eastAsia="Times New Roman" w:cs="Times New Roman"/>
+                <w:vertAlign w:val="superscript"/>
+              </w:rPr>
+              <w:t>-1</w:t>
+            </w:r>
+            <w:r>
+              <w:rPr>
+                <w:rFonts w:ascii="Times New Roman" w:hAnsi="Times New Roman" w:eastAsia="Times New Roman" w:cs="Times New Roman"/>
+              </w:rPr>
+              <w:t>·K</w:t>
+            </w:r>
+            <w:r>
+              <w:rPr>
+                <w:rFonts w:ascii="Times New Roman" w:hAnsi="Times New Roman" w:eastAsia="Times New Roman" w:cs="Times New Roman"/>
+                <w:vertAlign w:val="superscript"/>
+              </w:rPr>
+              <w:t>-1</w:t>
             </w:r>
           </w:p>
         </w:tc>
@@ -19011,6 +19380,9 @@
         <w:spacing w:before="160" w:after="80"/>
       </w:pPr>
       <w:r>
+        <w:rPr>
+          <w:rFonts w:ascii="Times New Roman" w:hAnsi="Times New Roman" w:eastAsia="Times New Roman" w:cs="Times New Roman"/>
+        </w:rPr>
         <w:pict>
           <v:rect style="width:0;height:1.5pt" o:hralign="center" o:hrstd="t" o:hr="t"/>
         </w:pict>
@@ -19770,7 +20142,20 @@
         <w:rPr>
           <w:rFonts w:hint="eastAsia" w:ascii="Times New Roman" w:hAnsi="Times New Roman" w:eastAsia="Times New Roman" w:cs="Times New Roman"/>
         </w:rPr>
-        <w:t>K·kg·mol⁻¹，</w:t>
+        <w:t>K·kg·mol</w:t>
+      </w:r>
+      <w:r>
+        <w:rPr>
+          <w:rFonts w:hint="eastAsia" w:ascii="Times New Roman" w:hAnsi="Times New Roman" w:eastAsia="Times New Roman" w:cs="Times New Roman"/>
+          <w:vertAlign w:val="superscript"/>
+        </w:rPr>
+        <w:t>-1</w:t>
+      </w:r>
+      <w:r>
+        <w:rPr>
+          <w:rFonts w:hint="eastAsia" w:ascii="Times New Roman" w:hAnsi="Times New Roman" w:eastAsia="Times New Roman" w:cs="Times New Roman"/>
+        </w:rPr>
+        <w:t>，</w:t>
       </w:r>
       <w:r>
         <w:rPr>
@@ -19938,7 +20323,14 @@
         <w:rPr>
           <w:rFonts w:hint="eastAsia" w:ascii="Times New Roman" w:hAnsi="Times New Roman" w:eastAsia="Times New Roman" w:cs="Times New Roman"/>
         </w:rPr>
-        <w:t>、Fe(OH)₃</w:t>
+        <w:t>、Fe(OH)</w:t>
+      </w:r>
+      <w:r>
+        <w:rPr>
+          <w:rFonts w:hint="eastAsia" w:ascii="Times New Roman" w:hAnsi="Times New Roman" w:eastAsia="Times New Roman" w:cs="Times New Roman"/>
+          <w:vertAlign w:val="subscript"/>
+        </w:rPr>
+        <w:t>3</w:t>
       </w:r>
       <w:r>
         <w:rPr>
@@ -20742,7 +21134,20 @@
         <w:rPr>
           <w:rFonts w:ascii="Times New Roman" w:hAnsi="Times New Roman" w:eastAsia="Times New Roman" w:cs="Times New Roman"/>
         </w:rPr>
-        <w:t xml:space="preserve"> CCl₄ </w:t>
+        <w:t xml:space="preserve"> CCl</w:t>
+      </w:r>
+      <w:r>
+        <w:rPr>
+          <w:rFonts w:ascii="Times New Roman" w:hAnsi="Times New Roman" w:eastAsia="Times New Roman" w:cs="Times New Roman"/>
+          <w:vertAlign w:val="subscript"/>
+        </w:rPr>
+        <w:t>4</w:t>
+      </w:r>
+      <w:r>
+        <w:rPr>
+          <w:rFonts w:ascii="Times New Roman" w:hAnsi="Times New Roman" w:eastAsia="Times New Roman" w:cs="Times New Roman"/>
+        </w:rPr>
+        <w:t xml:space="preserve"> </w:t>
       </w:r>
       <w:r>
         <w:rPr>
@@ -20883,7 +21288,20 @@
         <w:rPr>
           <w:rFonts w:ascii="Times New Roman" w:hAnsi="Times New Roman" w:eastAsia="Times New Roman" w:cs="Times New Roman"/>
         </w:rPr>
-        <w:t xml:space="preserve"> CCl₄ </w:t>
+        <w:t xml:space="preserve"> CCl</w:t>
+      </w:r>
+      <w:r>
+        <w:rPr>
+          <w:rFonts w:ascii="Times New Roman" w:hAnsi="Times New Roman" w:eastAsia="Times New Roman" w:cs="Times New Roman"/>
+          <w:vertAlign w:val="subscript"/>
+        </w:rPr>
+        <w:t>4</w:t>
+      </w:r>
+      <w:r>
+        <w:rPr>
+          <w:rFonts w:ascii="Times New Roman" w:hAnsi="Times New Roman" w:eastAsia="Times New Roman" w:cs="Times New Roman"/>
+        </w:rPr>
+        <w:t xml:space="preserve"> </w:t>
       </w:r>
       <w:r>
         <w:rPr>
@@ -20919,7 +21337,20 @@
         <w:rPr>
           <w:rFonts w:ascii="Times New Roman" w:hAnsi="Times New Roman" w:eastAsia="Times New Roman" w:cs="Times New Roman"/>
         </w:rPr>
-        <w:t xml:space="preserve"> 50 mL CCl₄ </w:t>
+        <w:t xml:space="preserve"> 50 mL CCl</w:t>
+      </w:r>
+      <w:r>
+        <w:rPr>
+          <w:rFonts w:ascii="Times New Roman" w:hAnsi="Times New Roman" w:eastAsia="Times New Roman" w:cs="Times New Roman"/>
+          <w:vertAlign w:val="subscript"/>
+        </w:rPr>
+        <w:t>4</w:t>
+      </w:r>
+      <w:r>
+        <w:rPr>
+          <w:rFonts w:ascii="Times New Roman" w:hAnsi="Times New Roman" w:eastAsia="Times New Roman" w:cs="Times New Roman"/>
+        </w:rPr>
+        <w:t xml:space="preserve"> </w:t>
       </w:r>
       <w:r>
         <w:rPr>
@@ -20979,7 +21410,20 @@
         <w:rPr>
           <w:rFonts w:ascii="Times New Roman" w:hAnsi="Times New Roman" w:eastAsia="Times New Roman" w:cs="Times New Roman"/>
         </w:rPr>
-        <w:t xml:space="preserve"> 10 mL CCl₄ </w:t>
+        <w:t xml:space="preserve"> 10 mL CCl</w:t>
+      </w:r>
+      <w:r>
+        <w:rPr>
+          <w:rFonts w:ascii="Times New Roman" w:hAnsi="Times New Roman" w:eastAsia="Times New Roman" w:cs="Times New Roman"/>
+          <w:vertAlign w:val="subscript"/>
+        </w:rPr>
+        <w:t>4</w:t>
+      </w:r>
+      <w:r>
+        <w:rPr>
+          <w:rFonts w:ascii="Times New Roman" w:hAnsi="Times New Roman" w:eastAsia="Times New Roman" w:cs="Times New Roman"/>
+        </w:rPr>
+        <w:t xml:space="preserve"> </w:t>
       </w:r>
       <w:r>
         <w:rPr>
@@ -21100,7 +21544,20 @@
         <w:rPr>
           <w:rFonts w:ascii="Times New Roman" w:hAnsi="Times New Roman" w:eastAsia="Times New Roman" w:cs="Times New Roman"/>
         </w:rPr>
-        <w:t xml:space="preserve"> FeCl₃ </w:t>
+        <w:t xml:space="preserve"> FeCl</w:t>
+      </w:r>
+      <w:r>
+        <w:rPr>
+          <w:rFonts w:ascii="Times New Roman" w:hAnsi="Times New Roman" w:eastAsia="Times New Roman" w:cs="Times New Roman"/>
+          <w:vertAlign w:val="subscript"/>
+        </w:rPr>
+        <w:t>3</w:t>
+      </w:r>
+      <w:r>
+        <w:rPr>
+          <w:rFonts w:ascii="Times New Roman" w:hAnsi="Times New Roman" w:eastAsia="Times New Roman" w:cs="Times New Roman"/>
+        </w:rPr>
+        <w:t xml:space="preserve"> </w:t>
       </w:r>
       <w:r>
         <w:rPr>
@@ -21112,7 +21569,20 @@
         <w:rPr>
           <w:rFonts w:ascii="Times New Roman" w:hAnsi="Times New Roman" w:eastAsia="Times New Roman" w:cs="Times New Roman"/>
         </w:rPr>
-        <w:t xml:space="preserve"> Fe(OH)₃ </w:t>
+        <w:t xml:space="preserve"> Fe(OH)</w:t>
+      </w:r>
+      <w:r>
+        <w:rPr>
+          <w:rFonts w:ascii="Times New Roman" w:hAnsi="Times New Roman" w:eastAsia="Times New Roman" w:cs="Times New Roman"/>
+          <w:vertAlign w:val="subscript"/>
+        </w:rPr>
+        <w:t>3</w:t>
+      </w:r>
+      <w:r>
+        <w:rPr>
+          <w:rFonts w:ascii="Times New Roman" w:hAnsi="Times New Roman" w:eastAsia="Times New Roman" w:cs="Times New Roman"/>
+        </w:rPr>
+        <w:t xml:space="preserve"> </w:t>
       </w:r>
       <w:r>
         <w:rPr>
@@ -21196,7 +21666,59 @@
         <w:rPr>
           <w:rFonts w:ascii="Times New Roman" w:hAnsi="Times New Roman" w:eastAsia="Times New Roman" w:cs="Times New Roman"/>
         </w:rPr>
-        <w:t xml:space="preserve"> Na₂SO₄、NaCl、Na₃PO₄ </w:t>
+        <w:t xml:space="preserve"> Na</w:t>
+      </w:r>
+      <w:r>
+        <w:rPr>
+          <w:rFonts w:ascii="Times New Roman" w:hAnsi="Times New Roman" w:eastAsia="Times New Roman" w:cs="Times New Roman"/>
+          <w:vertAlign w:val="subscript"/>
+        </w:rPr>
+        <w:t>2</w:t>
+      </w:r>
+      <w:r>
+        <w:rPr>
+          <w:rFonts w:ascii="Times New Roman" w:hAnsi="Times New Roman" w:eastAsia="Times New Roman" w:cs="Times New Roman"/>
+        </w:rPr>
+        <w:t>SO</w:t>
+      </w:r>
+      <w:r>
+        <w:rPr>
+          <w:rFonts w:ascii="Times New Roman" w:hAnsi="Times New Roman" w:eastAsia="Times New Roman" w:cs="Times New Roman"/>
+          <w:vertAlign w:val="subscript"/>
+        </w:rPr>
+        <w:t>4</w:t>
+      </w:r>
+      <w:r>
+        <w:rPr>
+          <w:rFonts w:ascii="Times New Roman" w:hAnsi="Times New Roman" w:eastAsia="Times New Roman" w:cs="Times New Roman"/>
+        </w:rPr>
+        <w:t>、NaCl、Na</w:t>
+      </w:r>
+      <w:r>
+        <w:rPr>
+          <w:rFonts w:ascii="Times New Roman" w:hAnsi="Times New Roman" w:eastAsia="Times New Roman" w:cs="Times New Roman"/>
+          <w:vertAlign w:val="subscript"/>
+        </w:rPr>
+        <w:t>3</w:t>
+      </w:r>
+      <w:r>
+        <w:rPr>
+          <w:rFonts w:ascii="Times New Roman" w:hAnsi="Times New Roman" w:eastAsia="Times New Roman" w:cs="Times New Roman"/>
+        </w:rPr>
+        <w:t>PO</w:t>
+      </w:r>
+      <w:r>
+        <w:rPr>
+          <w:rFonts w:ascii="Times New Roman" w:hAnsi="Times New Roman" w:eastAsia="Times New Roman" w:cs="Times New Roman"/>
+          <w:vertAlign w:val="subscript"/>
+        </w:rPr>
+        <w:t>4</w:t>
+      </w:r>
+      <w:r>
+        <w:rPr>
+          <w:rFonts w:ascii="Times New Roman" w:hAnsi="Times New Roman" w:eastAsia="Times New Roman" w:cs="Times New Roman"/>
+        </w:rPr>
+        <w:t xml:space="preserve"> </w:t>
       </w:r>
       <w:r>
         <w:rPr>
@@ -21533,7 +22055,20 @@
         <w:rPr>
           <w:rFonts w:hint="eastAsia" w:ascii="Times New Roman" w:hAnsi="Times New Roman" w:eastAsia="Times New Roman" w:cs="Times New Roman"/>
         </w:rPr>
-        <w:t>CaCl₂（</w:t>
+        <w:t>CaCl</w:t>
+      </w:r>
+      <w:r>
+        <w:rPr>
+          <w:rFonts w:hint="eastAsia" w:ascii="Times New Roman" w:hAnsi="Times New Roman" w:eastAsia="Times New Roman" w:cs="Times New Roman"/>
+          <w:vertAlign w:val="subscript"/>
+        </w:rPr>
+        <w:t>2</w:t>
+      </w:r>
+      <w:r>
+        <w:rPr>
+          <w:rFonts w:hint="eastAsia" w:ascii="Times New Roman" w:hAnsi="Times New Roman" w:eastAsia="Times New Roman" w:cs="Times New Roman"/>
+        </w:rPr>
+        <w:t>（</w:t>
       </w:r>
       <w:r>
         <w:rPr>
@@ -21935,6 +22470,9 @@
         <w:spacing w:before="160" w:after="80"/>
       </w:pPr>
       <w:r>
+        <w:rPr>
+          <w:rFonts w:ascii="Times New Roman" w:hAnsi="Times New Roman" w:eastAsia="Times New Roman" w:cs="Times New Roman"/>
+        </w:rPr>
         <w:pict>
           <v:rect style="width:0;height:1.5pt" o:hralign="center" o:hrstd="t" o:hr="t"/>
         </w:pict>
@@ -22487,7 +23025,14 @@
         <w:rPr>
           <w:rFonts w:hint="eastAsia" w:ascii="Times New Roman" w:hAnsi="Times New Roman" w:eastAsia="Times New Roman" w:cs="Times New Roman"/>
         </w:rPr>
-        <w:t>：Fe(OH)₃</w:t>
+        <w:t>：Fe(OH)</w:t>
+      </w:r>
+      <w:r>
+        <w:rPr>
+          <w:rFonts w:hint="eastAsia" w:ascii="Times New Roman" w:hAnsi="Times New Roman" w:eastAsia="Times New Roman" w:cs="Times New Roman"/>
+          <w:vertAlign w:val="subscript"/>
+        </w:rPr>
+        <w:t>3</w:t>
       </w:r>
       <w:r>
         <w:rPr>
@@ -24121,7 +24666,20 @@
         <w:rPr>
           <w:rFonts w:ascii="Times New Roman" w:hAnsi="Times New Roman" w:eastAsia="Times New Roman" w:cs="Times New Roman"/>
         </w:rPr>
-        <w:t xml:space="preserve"> 50 mL CCl₄ </w:t>
+        <w:t xml:space="preserve"> 50 mL CCl</w:t>
+      </w:r>
+      <w:r>
+        <w:rPr>
+          <w:rFonts w:ascii="Times New Roman" w:hAnsi="Times New Roman" w:eastAsia="Times New Roman" w:cs="Times New Roman"/>
+          <w:vertAlign w:val="subscript"/>
+        </w:rPr>
+        <w:t>4</w:t>
+      </w:r>
+      <w:r>
+        <w:rPr>
+          <w:rFonts w:ascii="Times New Roman" w:hAnsi="Times New Roman" w:eastAsia="Times New Roman" w:cs="Times New Roman"/>
+        </w:rPr>
+        <w:t xml:space="preserve"> </w:t>
       </w:r>
       <w:r>
         <w:rPr>
@@ -24374,7 +24932,20 @@
         <w:rPr>
           <w:rFonts w:hint="eastAsia" w:ascii="Times New Roman" w:hAnsi="Times New Roman" w:eastAsia="Times New Roman" w:cs="Times New Roman"/>
         </w:rPr>
-        <w:t>CCl₄，</w:t>
+        <w:t>CCl</w:t>
+      </w:r>
+      <w:r>
+        <w:rPr>
+          <w:rFonts w:hint="eastAsia" w:ascii="Times New Roman" w:hAnsi="Times New Roman" w:eastAsia="Times New Roman" w:cs="Times New Roman"/>
+          <w:vertAlign w:val="subscript"/>
+        </w:rPr>
+        <w:t>4</w:t>
+      </w:r>
+      <w:r>
+        <w:rPr>
+          <w:rFonts w:hint="eastAsia" w:ascii="Times New Roman" w:hAnsi="Times New Roman" w:eastAsia="Times New Roman" w:cs="Times New Roman"/>
+        </w:rPr>
+        <w:t>，</w:t>
       </w:r>
       <w:r>
         <w:rPr>
@@ -24833,7 +25404,14 @@
         <w:rPr>
           <w:rFonts w:hint="eastAsia" w:ascii="Times New Roman" w:hAnsi="Times New Roman" w:eastAsia="Times New Roman" w:cs="Times New Roman"/>
         </w:rPr>
-        <w:t xml:space="preserve">（1）FeCl₃</w:t>
+        <w:t>（1）FeCl</w:t>
+      </w:r>
+      <w:r>
+        <w:rPr>
+          <w:rFonts w:hint="eastAsia" w:ascii="Times New Roman" w:hAnsi="Times New Roman" w:eastAsia="Times New Roman" w:cs="Times New Roman"/>
+          <w:vertAlign w:val="subscript"/>
+        </w:rPr>
+        <w:t>3</w:t>
       </w:r>
       <w:r>
         <w:rPr>
@@ -24851,7 +25429,20 @@
         <w:rPr>
           <w:rFonts w:ascii="Times New Roman" w:hAnsi="Times New Roman" w:eastAsia="Times New Roman" w:cs="Times New Roman"/>
         </w:rPr>
-        <w:t xml:space="preserve"> Fe(OH)₃ </w:t>
+        <w:t xml:space="preserve"> Fe(OH)</w:t>
+      </w:r>
+      <w:r>
+        <w:rPr>
+          <w:rFonts w:ascii="Times New Roman" w:hAnsi="Times New Roman" w:eastAsia="Times New Roman" w:cs="Times New Roman"/>
+          <w:vertAlign w:val="subscript"/>
+        </w:rPr>
+        <w:t>3</w:t>
+      </w:r>
+      <w:r>
+        <w:rPr>
+          <w:rFonts w:ascii="Times New Roman" w:hAnsi="Times New Roman" w:eastAsia="Times New Roman" w:cs="Times New Roman"/>
+        </w:rPr>
+        <w:t xml:space="preserve"> </w:t>
       </w:r>
       <w:r>
         <w:rPr>
@@ -26007,7 +26598,20 @@
         <w:rPr>
           <w:rFonts w:hint="eastAsia" w:ascii="Times New Roman" w:hAnsi="Times New Roman" w:eastAsia="Times New Roman" w:cs="Times New Roman"/>
         </w:rPr>
-        <w:t>CaCl₂，</w:t>
+        <w:t>CaCl</w:t>
+      </w:r>
+      <w:r>
+        <w:rPr>
+          <w:rFonts w:hint="eastAsia" w:ascii="Times New Roman" w:hAnsi="Times New Roman" w:eastAsia="Times New Roman" w:cs="Times New Roman"/>
+          <w:vertAlign w:val="subscript"/>
+        </w:rPr>
+        <w:t>2</w:t>
+      </w:r>
+      <w:r>
+        <w:rPr>
+          <w:rFonts w:hint="eastAsia" w:ascii="Times New Roman" w:hAnsi="Times New Roman" w:eastAsia="Times New Roman" w:cs="Times New Roman"/>
+        </w:rPr>
+        <w:t>，</w:t>
       </w:r>
       <w:r>
         <w:rPr>
@@ -26700,7 +27304,20 @@
         <w:rPr>
           <w:rFonts w:hint="eastAsia" w:ascii="Times New Roman" w:hAnsi="Times New Roman" w:eastAsia="Times New Roman" w:cs="Times New Roman"/>
         </w:rPr>
-        <w:t>b₀，</w:t>
+        <w:t>b</w:t>
+      </w:r>
+      <w:r>
+        <w:rPr>
+          <w:rFonts w:hint="eastAsia" w:ascii="Times New Roman" w:hAnsi="Times New Roman" w:eastAsia="Times New Roman" w:cs="Times New Roman"/>
+          <w:vertAlign w:val="subscript"/>
+        </w:rPr>
+        <w:t>0</w:t>
+      </w:r>
+      <w:r>
+        <w:rPr>
+          <w:rFonts w:hint="eastAsia" w:ascii="Times New Roman" w:hAnsi="Times New Roman" w:eastAsia="Times New Roman" w:cs="Times New Roman"/>
+        </w:rPr>
+        <w:t>，</w:t>
       </w:r>
       <w:r>
         <w:rPr>
@@ -27853,6 +28470,9 @@
         <w:spacing w:before="160" w:after="80"/>
       </w:pPr>
       <w:r>
+        <w:rPr>
+          <w:rFonts w:ascii="Times New Roman" w:hAnsi="Times New Roman" w:eastAsia="Times New Roman" w:cs="Times New Roman"/>
+        </w:rPr>
         <w:pict>
           <v:rect style="width:0;height:1.5pt" o:hralign="center" o:hrstd="t" o:hr="t"/>
         </w:pict>
@@ -28150,6 +28770,9 @@
         <w:spacing w:before="160" w:after="80"/>
       </w:pPr>
       <w:r>
+        <w:rPr>
+          <w:rFonts w:ascii="Times New Roman" w:hAnsi="Times New Roman" w:eastAsia="Times New Roman" w:cs="Times New Roman"/>
+        </w:rPr>
         <w:pict>
           <v:rect style="width:0;height:1.5pt" o:hralign="center" o:hrstd="t" o:hr="t"/>
         </w:pict>
@@ -29229,7 +29852,6 @@
       <ns0:rFonts ns0:ascii="Times New Roman" ns0:cs="Times New Roman" ns0:eastAsia="SimSun" ns0:hAnsi="Times New Roman"/>
       <ns0:b ns0:val="0"/>
       <ns0:color ns0:val="5B6975"/>
-      <ns0:spacing ns0:val="15"/>
       <ns0:sz ns0:val="24"/>
       <ns0:szCs ns0:val="28"/>
     </ns0:rPr>
@@ -29243,7 +29865,6 @@
     <ns0:rPr>
       <ns0:rFonts ns0:ascii="Times New Roman" ns0:hAnsi="Times New Roman" ns0:eastAsia="SimSun" ns0:cs="Times New Roman"/>
       <ns0:color ns0:themeColor="text1" ns0:themeTint="A6" ns0:val="595959"/>
-      <ns0:spacing ns0:val="15"/>
       <ns0:sz ns0:val="28"/>
       <ns0:szCs ns0:val="28"/>
     </ns0:rPr>
